--- a/resources/marketplace/packages/fix-bug/SKILL.md.docx
+++ b/resources/marketplace/packages/fix-bug/SKILL.md.docx
@@ -22,7 +22,7 @@
         <w:pStyle w:val="Heading2"/>
         <w:rPr/>
       </w:pPr>
-      <w:bookmarkStart w:colFirst="0" w:colLast="0" w:name="_5lmr3xqe1rlp" w:id="0"/>
+      <w:bookmarkStart w:colFirst="0" w:colLast="0" w:name="_7deylkmio9u8" w:id="0"/>
       <w:bookmarkEnd w:id="0"/>
       <w:r>
         <w:rPr>
@@ -36,7 +36,7 @@
         <w:pStyle w:val="Heading1"/>
         <w:rPr/>
       </w:pPr>
-      <w:bookmarkStart w:colFirst="0" w:colLast="0" w:name="_94xunyxb1e6f" w:id="1"/>
+      <w:bookmarkStart w:colFirst="0" w:colLast="0" w:name="_9b9su2se8rkw" w:id="1"/>
       <w:bookmarkEnd w:id="1"/>
       <w:r>
         <w:rPr>
@@ -50,7 +50,7 @@
         <w:pStyle w:val="Heading2"/>
         <w:rPr/>
       </w:pPr>
-      <w:bookmarkStart w:colFirst="0" w:colLast="0" w:name="_rdncxp5nzdik" w:id="2"/>
+      <w:bookmarkStart w:colFirst="0" w:colLast="0" w:name="_8b9rs5b6nu5s" w:id="2"/>
       <w:bookmarkEnd w:id="2"/>
       <w:r>
         <w:rPr>
@@ -66,6 +66,7 @@
           <w:numId w:val="2"/>
         </w:numPr>
         <w:ind w:left="720" w:hanging="360"/>
+        <w:rPr/>
       </w:pPr>
       <w:r>
         <w:rPr>
@@ -81,6 +82,7 @@
           <w:numId w:val="2"/>
         </w:numPr>
         <w:ind w:left="720" w:hanging="360"/>
+        <w:rPr/>
       </w:pPr>
       <w:r>
         <w:rPr>
@@ -96,6 +98,7 @@
           <w:numId w:val="2"/>
         </w:numPr>
         <w:ind w:left="720" w:hanging="360"/>
+        <w:rPr/>
       </w:pPr>
       <w:r>
         <w:rPr>
@@ -111,6 +114,7 @@
           <w:numId w:val="2"/>
         </w:numPr>
         <w:ind w:left="720" w:hanging="360"/>
+        <w:rPr/>
       </w:pPr>
       <w:r>
         <w:rPr>
@@ -126,6 +130,7 @@
           <w:numId w:val="2"/>
         </w:numPr>
         <w:ind w:left="720" w:hanging="360"/>
+        <w:rPr/>
       </w:pPr>
       <w:r>
         <w:rPr>
@@ -141,6 +146,7 @@
           <w:numId w:val="2"/>
         </w:numPr>
         <w:ind w:left="720" w:hanging="360"/>
+        <w:rPr/>
       </w:pPr>
       <w:r>
         <w:rPr>
@@ -156,6 +162,7 @@
           <w:numId w:val="2"/>
         </w:numPr>
         <w:ind w:left="720" w:hanging="360"/>
+        <w:rPr/>
       </w:pPr>
       <w:r>
         <w:rPr>
@@ -169,7 +176,7 @@
         <w:pStyle w:val="Heading2"/>
         <w:rPr/>
       </w:pPr>
-      <w:bookmarkStart w:colFirst="0" w:colLast="0" w:name="_dd7ljalsbvti" w:id="3"/>
+      <w:bookmarkStart w:colFirst="0" w:colLast="0" w:name="_ubu7jh2jkr42" w:id="3"/>
       <w:bookmarkEnd w:id="3"/>
       <w:r>
         <w:rPr>
@@ -194,7 +201,7 @@
         <w:pStyle w:val="Heading2"/>
         <w:rPr/>
       </w:pPr>
-      <w:bookmarkStart w:colFirst="0" w:colLast="0" w:name="_p5zefkij0mbd" w:id="4"/>
+      <w:bookmarkStart w:colFirst="0" w:colLast="0" w:name="_62n0dha42g54" w:id="4"/>
       <w:bookmarkEnd w:id="4"/>
       <w:r>
         <w:rPr>
@@ -210,6 +217,7 @@
           <w:numId w:val="1"/>
         </w:numPr>
         <w:ind w:left="720" w:hanging="360"/>
+        <w:rPr/>
       </w:pPr>
       <w:r>
         <w:rPr>
@@ -239,6 +247,7 @@
           <w:numId w:val="1"/>
         </w:numPr>
         <w:ind w:left="720" w:hanging="360"/>
+        <w:rPr/>
       </w:pPr>
       <w:r>
         <w:rPr>
@@ -268,6 +277,7 @@
           <w:numId w:val="1"/>
         </w:numPr>
         <w:ind w:left="720" w:hanging="360"/>
+        <w:rPr/>
       </w:pPr>
       <w:r>
         <w:rPr>
@@ -295,7 +305,7 @@
         <w:pStyle w:val="Heading2"/>
         <w:rPr/>
       </w:pPr>
-      <w:bookmarkStart w:colFirst="0" w:colLast="0" w:name="_wk8kv48oiene" w:id="5"/>
+      <w:bookmarkStart w:colFirst="0" w:colLast="0" w:name="_klw6y67gvt50" w:id="5"/>
       <w:bookmarkEnd w:id="5"/>
       <w:r>
         <w:rPr>
@@ -320,7 +330,7 @@
         <w:pStyle w:val="Heading2"/>
         <w:rPr/>
       </w:pPr>
-      <w:bookmarkStart w:colFirst="0" w:colLast="0" w:name="_kiwmo64jor7r" w:id="6"/>
+      <w:bookmarkStart w:colFirst="0" w:colLast="0" w:name="_o5r4n68lzr3j" w:id="6"/>
       <w:bookmarkEnd w:id="6"/>
       <w:r>
         <w:rPr>
@@ -336,6 +346,7 @@
           <w:numId w:val="1"/>
         </w:numPr>
         <w:ind w:left="720" w:hanging="360"/>
+        <w:rPr/>
       </w:pPr>
       <w:r>
         <w:rPr>
@@ -351,6 +362,7 @@
           <w:numId w:val="1"/>
         </w:numPr>
         <w:ind w:left="720" w:hanging="360"/>
+        <w:rPr/>
       </w:pPr>
       <w:r>
         <w:rPr>
@@ -366,6 +378,7 @@
           <w:numId w:val="1"/>
         </w:numPr>
         <w:ind w:left="720" w:hanging="360"/>
+        <w:rPr/>
       </w:pPr>
       <w:r>
         <w:rPr>
@@ -381,6 +394,7 @@
           <w:numId w:val="1"/>
         </w:numPr>
         <w:ind w:left="720" w:hanging="360"/>
+        <w:rPr/>
       </w:pPr>
       <w:r>
         <w:rPr>
@@ -394,7 +408,7 @@
         <w:pStyle w:val="Heading2"/>
         <w:rPr/>
       </w:pPr>
-      <w:bookmarkStart w:colFirst="0" w:colLast="0" w:name="_oq9qwm6kkw64" w:id="7"/>
+      <w:bookmarkStart w:colFirst="0" w:colLast="0" w:name="_tvos6bigq3ht" w:id="7"/>
       <w:bookmarkEnd w:id="7"/>
       <w:r>
         <w:rPr>
@@ -410,6 +424,7 @@
           <w:numId w:val="1"/>
         </w:numPr>
         <w:ind w:left="720" w:hanging="360"/>
+        <w:rPr/>
       </w:pPr>
       <w:r>
         <w:rPr>
@@ -425,6 +440,7 @@
           <w:numId w:val="1"/>
         </w:numPr>
         <w:ind w:left="720" w:hanging="360"/>
+        <w:rPr/>
       </w:pPr>
       <w:r>
         <w:rPr>
@@ -440,6 +456,7 @@
           <w:numId w:val="1"/>
         </w:numPr>
         <w:ind w:left="720" w:hanging="360"/>
+        <w:rPr/>
       </w:pPr>
       <w:r>
         <w:rPr>
@@ -455,6 +472,7 @@
           <w:numId w:val="1"/>
         </w:numPr>
         <w:ind w:left="720" w:hanging="360"/>
+        <w:rPr/>
       </w:pPr>
       <w:r>
         <w:rPr>
